--- a/lessons/2-9/downloads/reveal/teacher/2.9-session-1-prerequisite-practice-b.docx
+++ b/lessons/2-9/downloads/reveal/teacher/2.9-session-1-prerequisite-practice-b.docx
@@ -15,10 +15,28 @@
         <w:rPr>
           <w:rFonts w:ascii="Avenir Next" w:hAnsi="Avenir Next" w:cs="Avenir Next" w:eastAsia="Avenir Next"/>
           <w:color w:val="1A1A1A"/>
+          <w:sz w:val="22"/>
+          <w:szCs w:val="20"/>
+        </w:rPr>
+        <w:t xml:space="preserve">Name</w:t>
+      </w:r>
+      <w:r>
+        <w:rPr>
+          <w:rFonts w:ascii="Avenir Next" w:hAnsi="Avenir Next" w:cs="Avenir Next" w:eastAsia="Avenir Next"/>
+          <w:color w:val="1A1A1A"/>
           <w:sz w:val="20"/>
           <w:szCs w:val="20"/>
         </w:rPr>
-        <w:t xml:space="preserve">Name</w:t>
+        <w:tab/>
+      </w:r>
+      <w:r>
+        <w:rPr>
+          <w:rFonts w:ascii="Avenir Next" w:hAnsi="Avenir Next" w:cs="Avenir Next" w:eastAsia="Avenir Next"/>
+          <w:color w:val="1A1A1A"/>
+          <w:sz w:val="22"/>
+          <w:szCs w:val="20"/>
+        </w:rPr>
+        <w:t xml:space="preserve">   Date</w:t>
       </w:r>
       <w:r>
         <w:rPr>
@@ -33,25 +51,7 @@
         <w:rPr>
           <w:rFonts w:ascii="Avenir Next" w:hAnsi="Avenir Next" w:cs="Avenir Next" w:eastAsia="Avenir Next"/>
           <w:color w:val="1A1A1A"/>
-          <w:sz w:val="20"/>
-          <w:szCs w:val="20"/>
-        </w:rPr>
-        <w:t xml:space="preserve">   Date</w:t>
-      </w:r>
-      <w:r>
-        <w:rPr>
-          <w:rFonts w:ascii="Avenir Next" w:hAnsi="Avenir Next" w:cs="Avenir Next" w:eastAsia="Avenir Next"/>
-          <w:color w:val="1A1A1A"/>
-          <w:sz w:val="20"/>
-          <w:szCs w:val="20"/>
-        </w:rPr>
-        <w:tab/>
-      </w:r>
-      <w:r>
-        <w:rPr>
-          <w:rFonts w:ascii="Avenir Next" w:hAnsi="Avenir Next" w:cs="Avenir Next" w:eastAsia="Avenir Next"/>
-          <w:color w:val="1A1A1A"/>
-          <w:sz w:val="20"/>
+          <w:sz w:val="22"/>
           <w:szCs w:val="20"/>
         </w:rPr>
         <w:t xml:space="preserve">   Period</w:t>
@@ -78,7 +78,7 @@
           <w:caps/>
           <w:color w:val="003A70"/>
           <w:spacing w:val="12"/>
-          <w:sz w:val="19"/>
+          <w:sz w:val="22"/>
           <w:szCs w:val="19"/>
         </w:rPr>
         <w:t xml:space="preserve">Lesson 2-9  ·  Session 1  ·  Prerequisite Practice B  ·  Skill 1 of 2</w:t>
@@ -86,6 +86,7 @@
     </w:p>
     <w:p>
       <w:pPr>
+        <w:pStyle w:val="Heading1"/>
         <w:keepNext/>
         <w:spacing w:before="0" w:after="10" w:line="240" w:lineRule="auto"/>
       </w:pPr>
@@ -111,7 +112,7 @@
         <w:rPr>
           <w:rFonts w:ascii="Avenir Next" w:hAnsi="Avenir Next" w:cs="Avenir Next" w:eastAsia="Avenir Next"/>
           <w:color w:val="5A5F66"/>
-          <w:sz w:val="17"/>
+          <w:sz w:val="22"/>
           <w:szCs w:val="17"/>
         </w:rPr>
         <w:t xml:space="preserve">Builds on Lesson 2-8 Session 1 · 6.SP.B.5c</w:t>
@@ -154,6 +155,7 @@
           </w:tcPr>
           <w:p>
             <w:pPr>
+              <w:pStyle w:val="Heading2"/>
               <w:spacing w:before="0" w:after="0" w:line="252" w:lineRule="auto"/>
             </w:pPr>
             <w:r>
@@ -183,7 +185,7 @@
               <w:rPr>
                 <w:rFonts w:ascii="Avenir Next" w:hAnsi="Avenir Next" w:cs="Avenir Next" w:eastAsia="Avenir Next"/>
                 <w:color w:val="1A1A1A"/>
-                <w:sz w:val="20"/>
+                <w:sz w:val="22"/>
                 <w:szCs w:val="20"/>
               </w:rPr>
               <w:t xml:space="preserve">Every distance is measured from the mean. In Problem 3, first find 232 ÷ 4 = 58.</w:t>
@@ -203,6 +205,7 @@
           </w:tcPr>
           <w:p>
             <w:pPr>
+              <w:pStyle w:val="Heading2"/>
               <w:spacing w:before="0" w:after="0" w:line="252" w:lineRule="auto"/>
             </w:pPr>
             <w:r>
@@ -232,7 +235,7 @@
               <w:rPr>
                 <w:rFonts w:ascii="Avenir Next" w:hAnsi="Avenir Next" w:cs="Avenir Next" w:eastAsia="Avenir Next"/>
                 <w:color w:val="1A1A1A"/>
-                <w:sz w:val="20"/>
+                <w:sz w:val="22"/>
                 <w:szCs w:val="20"/>
               </w:rPr>
               <w:t xml:space="preserve">Find the mean: add the values, then divide by how many there are.  </w:t>
@@ -242,7 +245,7 @@
                 <w:rFonts w:ascii="Avenir Next" w:hAnsi="Avenir Next" w:cs="Avenir Next" w:eastAsia="Avenir Next"/>
                 <w:b/>
                 <w:color w:val="1A1A1A"/>
-                <w:sz w:val="20"/>
+                <w:sz w:val="22"/>
                 <w:szCs w:val="20"/>
               </w:rPr>
               <w:t xml:space="preserve">You will use it in Practice Form A, problems 3 and 6.</w:t>
@@ -253,6 +256,7 @@
     </w:tbl>
     <w:p>
       <w:pPr>
+        <w:pStyle w:val="Heading2"/>
         <w:keepNext/>
         <w:pBdr>
           <w:bottom w:val="single" w:sz="8" w:space="3" w:color="003A70"/>
@@ -268,7 +272,7 @@
           <w:b/>
           <w:color w:val="003A70"/>
           <w:spacing w:val="14"/>
-          <w:sz w:val="19"/>
+          <w:sz w:val="22"/>
           <w:szCs w:val="19"/>
         </w:rPr>
         <w:t xml:space="preserve">STEPS TO FOLLOW</w:t>
@@ -287,7 +291,7 @@
           <w:rFonts w:ascii="Avenir Next" w:hAnsi="Avenir Next" w:cs="Avenir Next" w:eastAsia="Avenir Next"/>
           <w:i/>
           <w:color w:val="5A5F66"/>
-          <w:sz w:val="17"/>
+          <w:sz w:val="22"/>
           <w:szCs w:val="17"/>
         </w:rPr>
         <w:t xml:space="preserve">use these same steps on every problem</w:t>
@@ -329,6 +333,7 @@
           </w:tcPr>
           <w:p>
             <w:pPr>
+              <w:pStyle w:val="Heading1"/>
               <w:spacing w:before="0" w:after="0" w:line="240" w:lineRule="auto"/>
               <w:jc w:val="center"/>
             </w:pPr>
@@ -358,7 +363,7 @@
                 <w:rFonts w:ascii="Avenir Next" w:hAnsi="Avenir Next" w:cs="Avenir Next" w:eastAsia="Avenir Next"/>
                 <w:b/>
                 <w:color w:val="1A1A1A"/>
-                <w:sz w:val="21"/>
+                <w:sz w:val="22"/>
                 <w:szCs w:val="21"/>
               </w:rPr>
               <w:t xml:space="preserve">Add</w:t>
@@ -367,7 +372,7 @@
               <w:rPr>
                 <w:rFonts w:ascii="Avenir Next" w:hAnsi="Avenir Next" w:cs="Avenir Next" w:eastAsia="Avenir Next"/>
                 <w:color w:val="1A1A1A"/>
-                <w:sz w:val="21"/>
+                <w:sz w:val="22"/>
                 <w:szCs w:val="21"/>
               </w:rPr>
               <w:t xml:space="preserve"> all the values.</w:t>
@@ -386,6 +391,7 @@
           </w:tcPr>
           <w:p>
             <w:pPr>
+              <w:pStyle w:val="Heading1"/>
               <w:spacing w:before="0" w:after="0" w:line="240" w:lineRule="auto"/>
               <w:jc w:val="center"/>
             </w:pPr>
@@ -415,7 +421,7 @@
                 <w:rFonts w:ascii="Avenir Next" w:hAnsi="Avenir Next" w:cs="Avenir Next" w:eastAsia="Avenir Next"/>
                 <w:b/>
                 <w:color w:val="1A1A1A"/>
-                <w:sz w:val="21"/>
+                <w:sz w:val="22"/>
                 <w:szCs w:val="21"/>
               </w:rPr>
               <w:t xml:space="preserve">Count</w:t>
@@ -424,7 +430,7 @@
               <w:rPr>
                 <w:rFonts w:ascii="Avenir Next" w:hAnsi="Avenir Next" w:cs="Avenir Next" w:eastAsia="Avenir Next"/>
                 <w:color w:val="1A1A1A"/>
-                <w:sz w:val="21"/>
+                <w:sz w:val="22"/>
                 <w:szCs w:val="21"/>
               </w:rPr>
               <w:t xml:space="preserve"> the values.</w:t>
@@ -443,6 +449,7 @@
           </w:tcPr>
           <w:p>
             <w:pPr>
+              <w:pStyle w:val="Heading1"/>
               <w:spacing w:before="0" w:after="0" w:line="240" w:lineRule="auto"/>
               <w:jc w:val="center"/>
             </w:pPr>
@@ -472,7 +479,7 @@
                 <w:rFonts w:ascii="Avenir Next" w:hAnsi="Avenir Next" w:cs="Avenir Next" w:eastAsia="Avenir Next"/>
                 <w:b/>
                 <w:color w:val="1A1A1A"/>
-                <w:sz w:val="21"/>
+                <w:sz w:val="22"/>
                 <w:szCs w:val="21"/>
               </w:rPr>
               <w:t xml:space="preserve">Divide</w:t>
@@ -481,7 +488,7 @@
               <w:rPr>
                 <w:rFonts w:ascii="Avenir Next" w:hAnsi="Avenir Next" w:cs="Avenir Next" w:eastAsia="Avenir Next"/>
                 <w:color w:val="1A1A1A"/>
-                <w:sz w:val="21"/>
+                <w:sz w:val="22"/>
                 <w:szCs w:val="21"/>
               </w:rPr>
               <w:t xml:space="preserve"> the sum by the count.</w:t>
@@ -492,6 +499,7 @@
     </w:tbl>
     <w:p>
       <w:pPr>
+        <w:pStyle w:val="Heading2"/>
         <w:keepNext/>
         <w:pBdr>
           <w:bottom w:val="single" w:sz="8" w:space="3" w:color="003A70"/>
@@ -507,7 +515,7 @@
           <w:b/>
           <w:color w:val="003A70"/>
           <w:spacing w:val="14"/>
-          <w:sz w:val="19"/>
+          <w:sz w:val="22"/>
           <w:szCs w:val="19"/>
         </w:rPr>
         <w:t xml:space="preserve">WATCH ME</w:t>
@@ -526,7 +534,7 @@
           <w:rFonts w:ascii="Avenir Next" w:hAnsi="Avenir Next" w:cs="Avenir Next" w:eastAsia="Avenir Next"/>
           <w:i/>
           <w:color w:val="5A5F66"/>
-          <w:sz w:val="17"/>
+          <w:sz w:val="22"/>
           <w:szCs w:val="17"/>
         </w:rPr>
         <w:t xml:space="preserve">the steps in action</w:t>
@@ -541,7 +549,7 @@
           <w:rFonts w:ascii="Avenir Next" w:hAnsi="Avenir Next" w:cs="Avenir Next" w:eastAsia="Avenir Next"/>
           <w:b/>
           <w:color w:val="1A1A1A"/>
-          <w:sz w:val="21"/>
+          <w:sz w:val="22"/>
           <w:szCs w:val="21"/>
         </w:rPr>
         <w:t xml:space="preserve">Find the mean of 53, 57, 59 and 63.</w:t>
@@ -560,25 +568,25 @@
           <w:rFonts w:ascii="Avenir Next" w:hAnsi="Avenir Next" w:cs="Avenir Next" w:eastAsia="Avenir Next"/>
           <w:b/>
           <w:color w:val="003A70"/>
+          <w:sz w:val="22"/>
+          <w:szCs w:val="19"/>
+        </w:rPr>
+        <w:t xml:space="preserve">Step 1</w:t>
+      </w:r>
+      <w:r>
+        <w:rPr>
+          <w:rFonts w:ascii="Avenir Next" w:hAnsi="Avenir Next" w:cs="Avenir Next" w:eastAsia="Avenir Next"/>
+          <w:color w:val="1A1A1A"/>
           <w:sz w:val="19"/>
           <w:szCs w:val="19"/>
         </w:rPr>
-        <w:t xml:space="preserve">Step 1</w:t>
-      </w:r>
-      <w:r>
-        <w:rPr>
-          <w:rFonts w:ascii="Avenir Next" w:hAnsi="Avenir Next" w:cs="Avenir Next" w:eastAsia="Avenir Next"/>
-          <w:color w:val="1A1A1A"/>
-          <w:sz w:val="19"/>
-          <w:szCs w:val="19"/>
-        </w:rPr>
         <w:tab/>
       </w:r>
       <w:r>
         <w:rPr>
           <w:rFonts w:ascii="Avenir Next" w:hAnsi="Avenir Next" w:cs="Avenir Next" w:eastAsia="Avenir Next"/>
           <w:color w:val="1A1A1A"/>
-          <w:sz w:val="21"/>
+          <w:sz w:val="22"/>
           <w:szCs w:val="21"/>
         </w:rPr>
         <w:t xml:space="preserve">53 + 57 + 59 + 63 = 232.</w:t>
@@ -597,25 +605,25 @@
           <w:rFonts w:ascii="Avenir Next" w:hAnsi="Avenir Next" w:cs="Avenir Next" w:eastAsia="Avenir Next"/>
           <w:b/>
           <w:color w:val="003A70"/>
+          <w:sz w:val="22"/>
+          <w:szCs w:val="19"/>
+        </w:rPr>
+        <w:t xml:space="preserve">Step 2</w:t>
+      </w:r>
+      <w:r>
+        <w:rPr>
+          <w:rFonts w:ascii="Avenir Next" w:hAnsi="Avenir Next" w:cs="Avenir Next" w:eastAsia="Avenir Next"/>
+          <w:color w:val="1A1A1A"/>
           <w:sz w:val="19"/>
           <w:szCs w:val="19"/>
         </w:rPr>
-        <w:t xml:space="preserve">Step 2</w:t>
-      </w:r>
-      <w:r>
-        <w:rPr>
-          <w:rFonts w:ascii="Avenir Next" w:hAnsi="Avenir Next" w:cs="Avenir Next" w:eastAsia="Avenir Next"/>
-          <w:color w:val="1A1A1A"/>
-          <w:sz w:val="19"/>
-          <w:szCs w:val="19"/>
-        </w:rPr>
         <w:tab/>
       </w:r>
       <w:r>
         <w:rPr>
           <w:rFonts w:ascii="Avenir Next" w:hAnsi="Avenir Next" w:cs="Avenir Next" w:eastAsia="Avenir Next"/>
           <w:color w:val="1A1A1A"/>
-          <w:sz w:val="21"/>
+          <w:sz w:val="22"/>
           <w:szCs w:val="21"/>
         </w:rPr>
         <w:t xml:space="preserve">There are 4 values.</w:t>
@@ -634,25 +642,25 @@
           <w:rFonts w:ascii="Avenir Next" w:hAnsi="Avenir Next" w:cs="Avenir Next" w:eastAsia="Avenir Next"/>
           <w:b/>
           <w:color w:val="003A70"/>
+          <w:sz w:val="22"/>
+          <w:szCs w:val="19"/>
+        </w:rPr>
+        <w:t xml:space="preserve">Step 3</w:t>
+      </w:r>
+      <w:r>
+        <w:rPr>
+          <w:rFonts w:ascii="Avenir Next" w:hAnsi="Avenir Next" w:cs="Avenir Next" w:eastAsia="Avenir Next"/>
+          <w:color w:val="1A1A1A"/>
           <w:sz w:val="19"/>
           <w:szCs w:val="19"/>
         </w:rPr>
-        <w:t xml:space="preserve">Step 3</w:t>
-      </w:r>
-      <w:r>
-        <w:rPr>
-          <w:rFonts w:ascii="Avenir Next" w:hAnsi="Avenir Next" w:cs="Avenir Next" w:eastAsia="Avenir Next"/>
-          <w:color w:val="1A1A1A"/>
-          <w:sz w:val="19"/>
-          <w:szCs w:val="19"/>
-        </w:rPr>
         <w:tab/>
       </w:r>
       <w:r>
         <w:rPr>
           <w:rFonts w:ascii="Avenir Next" w:hAnsi="Avenir Next" w:cs="Avenir Next" w:eastAsia="Avenir Next"/>
           <w:color w:val="1A1A1A"/>
-          <w:sz w:val="21"/>
+          <w:sz w:val="22"/>
           <w:szCs w:val="21"/>
         </w:rPr>
         <w:t xml:space="preserve">232 ÷ 4 = 58.</w:t>
@@ -671,18 +679,18 @@
           <w:rFonts w:ascii="Avenir Next" w:hAnsi="Avenir Next" w:cs="Avenir Next" w:eastAsia="Avenir Next"/>
           <w:b/>
           <w:color w:val="1A1A1A"/>
+          <w:sz w:val="22"/>
+          <w:szCs w:val="21"/>
+        </w:rPr>
+        <w:t xml:space="preserve">Answer</w:t>
+      </w:r>
+      <w:r>
+        <w:rPr>
+          <w:rFonts w:ascii="Avenir Next" w:hAnsi="Avenir Next" w:cs="Avenir Next" w:eastAsia="Avenir Next"/>
+          <w:color w:val="1A1A1A"/>
           <w:sz w:val="21"/>
           <w:szCs w:val="21"/>
         </w:rPr>
-        <w:t xml:space="preserve">Answer</w:t>
-      </w:r>
-      <w:r>
-        <w:rPr>
-          <w:rFonts w:ascii="Avenir Next" w:hAnsi="Avenir Next" w:cs="Avenir Next" w:eastAsia="Avenir Next"/>
-          <w:color w:val="1A1A1A"/>
-          <w:sz w:val="21"/>
-          <w:szCs w:val="21"/>
-        </w:rPr>
         <w:tab/>
       </w:r>
       <w:r>
@@ -690,7 +698,7 @@
           <w:rFonts w:ascii="Avenir Next" w:hAnsi="Avenir Next" w:cs="Avenir Next" w:eastAsia="Avenir Next"/>
           <w:b/>
           <w:color w:val="1A1A1A"/>
-          <w:sz w:val="21"/>
+          <w:sz w:val="22"/>
           <w:szCs w:val="21"/>
         </w:rPr>
         <w:t xml:space="preserve">58</w:t>
@@ -698,6 +706,7 @@
     </w:p>
     <w:p>
       <w:pPr>
+        <w:pStyle w:val="Heading2"/>
         <w:keepNext/>
         <w:pBdr>
           <w:bottom w:val="single" w:sz="8" w:space="3" w:color="003A70"/>
@@ -713,7 +722,7 @@
           <w:b/>
           <w:color w:val="003A70"/>
           <w:spacing w:val="14"/>
-          <w:sz w:val="19"/>
+          <w:sz w:val="22"/>
           <w:szCs w:val="19"/>
         </w:rPr>
         <w:t xml:space="preserve">TRY IT WITH HELP</w:t>
@@ -732,7 +741,7 @@
           <w:rFonts w:ascii="Avenir Next" w:hAnsi="Avenir Next" w:cs="Avenir Next" w:eastAsia="Avenir Next"/>
           <w:i/>
           <w:color w:val="5A5F66"/>
-          <w:sz w:val="17"/>
+          <w:sz w:val="22"/>
           <w:szCs w:val="17"/>
         </w:rPr>
         <w:t xml:space="preserve">fill in each step</w:t>
@@ -790,25 +799,25 @@
           <w:rFonts w:ascii="Avenir Next" w:hAnsi="Avenir Next" w:cs="Avenir Next" w:eastAsia="Avenir Next"/>
           <w:b/>
           <w:color w:val="003A70"/>
+          <w:sz w:val="22"/>
+          <w:szCs w:val="18"/>
+        </w:rPr>
+        <w:t xml:space="preserve">Step 1</w:t>
+      </w:r>
+      <w:r>
+        <w:rPr>
+          <w:rFonts w:ascii="Avenir Next" w:hAnsi="Avenir Next" w:cs="Avenir Next" w:eastAsia="Avenir Next"/>
+          <w:color w:val="1A1A1A"/>
           <w:sz w:val="18"/>
           <w:szCs w:val="18"/>
         </w:rPr>
-        <w:t xml:space="preserve">Step 1</w:t>
-      </w:r>
-      <w:r>
-        <w:rPr>
-          <w:rFonts w:ascii="Avenir Next" w:hAnsi="Avenir Next" w:cs="Avenir Next" w:eastAsia="Avenir Next"/>
-          <w:color w:val="1A1A1A"/>
-          <w:sz w:val="18"/>
-          <w:szCs w:val="18"/>
-        </w:rPr>
         <w:tab/>
       </w:r>
       <w:r>
         <w:rPr>
           <w:rFonts w:ascii="Avenir Next" w:hAnsi="Avenir Next" w:cs="Avenir Next" w:eastAsia="Avenir Next"/>
           <w:color w:val="1A1A1A"/>
-          <w:sz w:val="21"/>
+          <w:sz w:val="22"/>
           <w:szCs w:val="21"/>
         </w:rPr>
         <w:t xml:space="preserve">12 + 18 + 20 + 22 + 28 = </w:t>
@@ -838,35 +847,35 @@
           <w:rFonts w:ascii="Avenir Next" w:hAnsi="Avenir Next" w:cs="Avenir Next" w:eastAsia="Avenir Next"/>
           <w:b/>
           <w:color w:val="003A70"/>
+          <w:sz w:val="22"/>
+          <w:szCs w:val="18"/>
+        </w:rPr>
+        <w:t xml:space="preserve">Step 2</w:t>
+      </w:r>
+      <w:r>
+        <w:rPr>
+          <w:rFonts w:ascii="Avenir Next" w:hAnsi="Avenir Next" w:cs="Avenir Next" w:eastAsia="Avenir Next"/>
+          <w:color w:val="1A1A1A"/>
           <w:sz w:val="18"/>
           <w:szCs w:val="18"/>
         </w:rPr>
-        <w:t xml:space="preserve">Step 2</w:t>
-      </w:r>
-      <w:r>
-        <w:rPr>
-          <w:rFonts w:ascii="Avenir Next" w:hAnsi="Avenir Next" w:cs="Avenir Next" w:eastAsia="Avenir Next"/>
-          <w:color w:val="1A1A1A"/>
-          <w:sz w:val="18"/>
-          <w:szCs w:val="18"/>
-        </w:rPr>
         <w:tab/>
       </w:r>
       <w:r>
         <w:rPr>
           <w:rFonts w:ascii="Avenir Next" w:hAnsi="Avenir Next" w:cs="Avenir Next" w:eastAsia="Avenir Next"/>
           <w:color w:val="1A1A1A"/>
+          <w:sz w:val="22"/>
+          <w:szCs w:val="21"/>
+        </w:rPr>
+        <w:t xml:space="preserve">There are </w:t>
+      </w:r>
+      <w:r>
+        <w:rPr>
+          <w:rFonts w:ascii="Avenir Next" w:hAnsi="Avenir Next" w:cs="Avenir Next" w:eastAsia="Avenir Next"/>
+          <w:color w:val="1A1A1A"/>
           <w:sz w:val="21"/>
           <w:szCs w:val="21"/>
-        </w:rPr>
-        <w:t xml:space="preserve">There are </w:t>
-      </w:r>
-      <w:r>
-        <w:rPr>
-          <w:rFonts w:ascii="Avenir Next" w:hAnsi="Avenir Next" w:cs="Avenir Next" w:eastAsia="Avenir Next"/>
-          <w:color w:val="1A1A1A"/>
-          <w:sz w:val="21"/>
-          <w:szCs w:val="21"/>
           <w:u w:val="single"/>
         </w:rPr>
         <w:t xml:space="preserve">                </w:t>
@@ -875,7 +884,7 @@
         <w:rPr>
           <w:rFonts w:ascii="Avenir Next" w:hAnsi="Avenir Next" w:cs="Avenir Next" w:eastAsia="Avenir Next"/>
           <w:color w:val="1A1A1A"/>
-          <w:sz w:val="21"/>
+          <w:sz w:val="22"/>
           <w:szCs w:val="21"/>
         </w:rPr>
         <w:t xml:space="preserve"> values.</w:t>
@@ -895,25 +904,25 @@
           <w:rFonts w:ascii="Avenir Next" w:hAnsi="Avenir Next" w:cs="Avenir Next" w:eastAsia="Avenir Next"/>
           <w:b/>
           <w:color w:val="003A70"/>
+          <w:sz w:val="22"/>
+          <w:szCs w:val="18"/>
+        </w:rPr>
+        <w:t xml:space="preserve">Step 3</w:t>
+      </w:r>
+      <w:r>
+        <w:rPr>
+          <w:rFonts w:ascii="Avenir Next" w:hAnsi="Avenir Next" w:cs="Avenir Next" w:eastAsia="Avenir Next"/>
+          <w:color w:val="1A1A1A"/>
           <w:sz w:val="18"/>
           <w:szCs w:val="18"/>
         </w:rPr>
-        <w:t xml:space="preserve">Step 3</w:t>
-      </w:r>
-      <w:r>
-        <w:rPr>
-          <w:rFonts w:ascii="Avenir Next" w:hAnsi="Avenir Next" w:cs="Avenir Next" w:eastAsia="Avenir Next"/>
-          <w:color w:val="1A1A1A"/>
-          <w:sz w:val="18"/>
-          <w:szCs w:val="18"/>
-        </w:rPr>
         <w:tab/>
       </w:r>
       <w:r>
         <w:rPr>
           <w:rFonts w:ascii="Avenir Next" w:hAnsi="Avenir Next" w:cs="Avenir Next" w:eastAsia="Avenir Next"/>
           <w:color w:val="1A1A1A"/>
-          <w:sz w:val="21"/>
+          <w:sz w:val="22"/>
           <w:szCs w:val="21"/>
         </w:rPr>
         <w:t xml:space="preserve">100 ÷ 5 = </w:t>
@@ -986,25 +995,25 @@
           <w:rFonts w:ascii="Avenir Next" w:hAnsi="Avenir Next" w:cs="Avenir Next" w:eastAsia="Avenir Next"/>
           <w:b/>
           <w:color w:val="003A70"/>
+          <w:sz w:val="22"/>
+          <w:szCs w:val="18"/>
+        </w:rPr>
+        <w:t xml:space="preserve">Step 1</w:t>
+      </w:r>
+      <w:r>
+        <w:rPr>
+          <w:rFonts w:ascii="Avenir Next" w:hAnsi="Avenir Next" w:cs="Avenir Next" w:eastAsia="Avenir Next"/>
+          <w:color w:val="1A1A1A"/>
           <w:sz w:val="18"/>
           <w:szCs w:val="18"/>
         </w:rPr>
-        <w:t xml:space="preserve">Step 1</w:t>
-      </w:r>
-      <w:r>
-        <w:rPr>
-          <w:rFonts w:ascii="Avenir Next" w:hAnsi="Avenir Next" w:cs="Avenir Next" w:eastAsia="Avenir Next"/>
-          <w:color w:val="1A1A1A"/>
-          <w:sz w:val="18"/>
-          <w:szCs w:val="18"/>
-        </w:rPr>
         <w:tab/>
       </w:r>
       <w:r>
         <w:rPr>
           <w:rFonts w:ascii="Avenir Next" w:hAnsi="Avenir Next" w:cs="Avenir Next" w:eastAsia="Avenir Next"/>
           <w:color w:val="1A1A1A"/>
-          <w:sz w:val="21"/>
+          <w:sz w:val="22"/>
           <w:szCs w:val="21"/>
         </w:rPr>
         <w:t xml:space="preserve">6 + 8 + 10 + 12 = </w:t>
@@ -1034,35 +1043,35 @@
           <w:rFonts w:ascii="Avenir Next" w:hAnsi="Avenir Next" w:cs="Avenir Next" w:eastAsia="Avenir Next"/>
           <w:b/>
           <w:color w:val="003A70"/>
+          <w:sz w:val="22"/>
+          <w:szCs w:val="18"/>
+        </w:rPr>
+        <w:t xml:space="preserve">Step 2</w:t>
+      </w:r>
+      <w:r>
+        <w:rPr>
+          <w:rFonts w:ascii="Avenir Next" w:hAnsi="Avenir Next" w:cs="Avenir Next" w:eastAsia="Avenir Next"/>
+          <w:color w:val="1A1A1A"/>
           <w:sz w:val="18"/>
           <w:szCs w:val="18"/>
         </w:rPr>
-        <w:t xml:space="preserve">Step 2</w:t>
-      </w:r>
-      <w:r>
-        <w:rPr>
-          <w:rFonts w:ascii="Avenir Next" w:hAnsi="Avenir Next" w:cs="Avenir Next" w:eastAsia="Avenir Next"/>
-          <w:color w:val="1A1A1A"/>
-          <w:sz w:val="18"/>
-          <w:szCs w:val="18"/>
-        </w:rPr>
         <w:tab/>
       </w:r>
       <w:r>
         <w:rPr>
           <w:rFonts w:ascii="Avenir Next" w:hAnsi="Avenir Next" w:cs="Avenir Next" w:eastAsia="Avenir Next"/>
           <w:color w:val="1A1A1A"/>
+          <w:sz w:val="22"/>
+          <w:szCs w:val="21"/>
+        </w:rPr>
+        <w:t xml:space="preserve">There are </w:t>
+      </w:r>
+      <w:r>
+        <w:rPr>
+          <w:rFonts w:ascii="Avenir Next" w:hAnsi="Avenir Next" w:cs="Avenir Next" w:eastAsia="Avenir Next"/>
+          <w:color w:val="1A1A1A"/>
           <w:sz w:val="21"/>
           <w:szCs w:val="21"/>
-        </w:rPr>
-        <w:t xml:space="preserve">There are </w:t>
-      </w:r>
-      <w:r>
-        <w:rPr>
-          <w:rFonts w:ascii="Avenir Next" w:hAnsi="Avenir Next" w:cs="Avenir Next" w:eastAsia="Avenir Next"/>
-          <w:color w:val="1A1A1A"/>
-          <w:sz w:val="21"/>
-          <w:szCs w:val="21"/>
           <w:u w:val="single"/>
         </w:rPr>
         <w:t xml:space="preserve">                </w:t>
@@ -1071,7 +1080,7 @@
         <w:rPr>
           <w:rFonts w:ascii="Avenir Next" w:hAnsi="Avenir Next" w:cs="Avenir Next" w:eastAsia="Avenir Next"/>
           <w:color w:val="1A1A1A"/>
-          <w:sz w:val="21"/>
+          <w:sz w:val="22"/>
           <w:szCs w:val="21"/>
         </w:rPr>
         <w:t xml:space="preserve"> values.</w:t>
@@ -1091,35 +1100,35 @@
           <w:rFonts w:ascii="Avenir Next" w:hAnsi="Avenir Next" w:cs="Avenir Next" w:eastAsia="Avenir Next"/>
           <w:b/>
           <w:color w:val="003A70"/>
+          <w:sz w:val="22"/>
+          <w:szCs w:val="18"/>
+        </w:rPr>
+        <w:t xml:space="preserve">Step 3</w:t>
+      </w:r>
+      <w:r>
+        <w:rPr>
+          <w:rFonts w:ascii="Avenir Next" w:hAnsi="Avenir Next" w:cs="Avenir Next" w:eastAsia="Avenir Next"/>
+          <w:color w:val="1A1A1A"/>
           <w:sz w:val="18"/>
           <w:szCs w:val="18"/>
         </w:rPr>
-        <w:t xml:space="preserve">Step 3</w:t>
-      </w:r>
-      <w:r>
-        <w:rPr>
-          <w:rFonts w:ascii="Avenir Next" w:hAnsi="Avenir Next" w:cs="Avenir Next" w:eastAsia="Avenir Next"/>
-          <w:color w:val="1A1A1A"/>
-          <w:sz w:val="18"/>
-          <w:szCs w:val="18"/>
-        </w:rPr>
         <w:tab/>
       </w:r>
       <w:r>
         <w:rPr>
           <w:rFonts w:ascii="Avenir Next" w:hAnsi="Avenir Next" w:cs="Avenir Next" w:eastAsia="Avenir Next"/>
           <w:color w:val="1A1A1A"/>
+          <w:sz w:val="22"/>
+          <w:szCs w:val="21"/>
+        </w:rPr>
+        <w:t xml:space="preserve">36 ÷ 4 = </w:t>
+      </w:r>
+      <w:r>
+        <w:rPr>
+          <w:rFonts w:ascii="Avenir Next" w:hAnsi="Avenir Next" w:cs="Avenir Next" w:eastAsia="Avenir Next"/>
+          <w:color w:val="1A1A1A"/>
           <w:sz w:val="21"/>
           <w:szCs w:val="21"/>
-        </w:rPr>
-        <w:t xml:space="preserve">36 ÷ 4 = </w:t>
-      </w:r>
-      <w:r>
-        <w:rPr>
-          <w:rFonts w:ascii="Avenir Next" w:hAnsi="Avenir Next" w:cs="Avenir Next" w:eastAsia="Avenir Next"/>
-          <w:color w:val="1A1A1A"/>
-          <w:sz w:val="21"/>
-          <w:szCs w:val="21"/>
           <w:u w:val="single"/>
         </w:rPr>
         <w:t xml:space="preserve">                </w:t>
@@ -1132,6 +1141,7 @@
     </w:p>
     <w:p>
       <w:pPr>
+        <w:pStyle w:val="Heading2"/>
         <w:keepNext/>
         <w:pBdr>
           <w:bottom w:val="single" w:sz="8" w:space="3" w:color="003A70"/>
@@ -1147,7 +1157,7 @@
           <w:b/>
           <w:color w:val="003A70"/>
           <w:spacing w:val="14"/>
-          <w:sz w:val="19"/>
+          <w:sz w:val="22"/>
           <w:szCs w:val="19"/>
         </w:rPr>
         <w:t xml:space="preserve">YOUR TURN</w:t>
@@ -1166,7 +1176,7 @@
           <w:rFonts w:ascii="Avenir Next" w:hAnsi="Avenir Next" w:cs="Avenir Next" w:eastAsia="Avenir Next"/>
           <w:i/>
           <w:color w:val="5A5F66"/>
-          <w:sz w:val="17"/>
+          <w:sz w:val="22"/>
           <w:szCs w:val="17"/>
         </w:rPr>
         <w:t xml:space="preserve">use the steps on your own</w:t>
@@ -1561,7 +1571,7 @@
           <w:caps/>
           <w:color w:val="003A70"/>
           <w:spacing w:val="12"/>
-          <w:sz w:val="19"/>
+          <w:sz w:val="22"/>
           <w:szCs w:val="19"/>
         </w:rPr>
         <w:t xml:space="preserve">Lesson 2-9  ·  Session 1  ·  Prerequisite Practice B  ·  Skill 2 of 2</w:t>
@@ -1569,6 +1579,7 @@
     </w:p>
     <w:p>
       <w:pPr>
+        <w:pStyle w:val="Heading1"/>
         <w:keepNext/>
         <w:spacing w:before="0" w:after="10" w:line="240" w:lineRule="auto"/>
       </w:pPr>
@@ -1594,7 +1605,7 @@
         <w:rPr>
           <w:rFonts w:ascii="Avenir Next" w:hAnsi="Avenir Next" w:cs="Avenir Next" w:eastAsia="Avenir Next"/>
           <w:color w:val="5A5F66"/>
-          <w:sz w:val="17"/>
+          <w:sz w:val="22"/>
           <w:szCs w:val="17"/>
         </w:rPr>
         <w:t xml:space="preserve">Builds on Lesson 2-7 Session 1 · 6.NS.B.3</w:t>
@@ -1637,6 +1648,7 @@
           </w:tcPr>
           <w:p>
             <w:pPr>
+              <w:pStyle w:val="Heading2"/>
               <w:spacing w:before="0" w:after="0" w:line="252" w:lineRule="auto"/>
             </w:pPr>
             <w:r>
@@ -1666,7 +1678,7 @@
               <w:rPr>
                 <w:rFonts w:ascii="Avenir Next" w:hAnsi="Avenir Next" w:cs="Avenir Next" w:eastAsia="Avenir Next"/>
                 <w:color w:val="1A1A1A"/>
-                <w:sz w:val="20"/>
+                <w:sz w:val="22"/>
                 <w:szCs w:val="20"/>
               </w:rPr>
               <w:t xml:space="preserve">In Problem 8, Group 2’s distances total 10. The MAD is 10 ÷ 4 = 2.5.</w:t>
@@ -1686,6 +1698,7 @@
           </w:tcPr>
           <w:p>
             <w:pPr>
+              <w:pStyle w:val="Heading2"/>
               <w:spacing w:before="0" w:after="0" w:line="252" w:lineRule="auto"/>
             </w:pPr>
             <w:r>
@@ -1715,7 +1728,7 @@
               <w:rPr>
                 <w:rFonts w:ascii="Avenir Next" w:hAnsi="Avenir Next" w:cs="Avenir Next" w:eastAsia="Avenir Next"/>
                 <w:color w:val="1A1A1A"/>
-                <w:sz w:val="20"/>
+                <w:sz w:val="22"/>
                 <w:szCs w:val="20"/>
               </w:rPr>
               <w:t xml:space="preserve">Divide when the answer is not a whole number, like 10 ÷ 4 = 2.5.  </w:t>
@@ -1725,7 +1738,7 @@
                 <w:rFonts w:ascii="Avenir Next" w:hAnsi="Avenir Next" w:cs="Avenir Next" w:eastAsia="Avenir Next"/>
                 <w:b/>
                 <w:color w:val="1A1A1A"/>
-                <w:sz w:val="20"/>
+                <w:sz w:val="22"/>
                 <w:szCs w:val="20"/>
               </w:rPr>
               <w:t xml:space="preserve">You will use it in Practice Form A, problem 8.</w:t>
@@ -1736,6 +1749,7 @@
     </w:tbl>
     <w:p>
       <w:pPr>
+        <w:pStyle w:val="Heading2"/>
         <w:keepNext/>
         <w:pBdr>
           <w:bottom w:val="single" w:sz="8" w:space="3" w:color="003A70"/>
@@ -1751,7 +1765,7 @@
           <w:b/>
           <w:color w:val="003A70"/>
           <w:spacing w:val="14"/>
-          <w:sz w:val="19"/>
+          <w:sz w:val="22"/>
           <w:szCs w:val="19"/>
         </w:rPr>
         <w:t xml:space="preserve">STEPS TO FOLLOW</w:t>
@@ -1770,7 +1784,7 @@
           <w:rFonts w:ascii="Avenir Next" w:hAnsi="Avenir Next" w:cs="Avenir Next" w:eastAsia="Avenir Next"/>
           <w:i/>
           <w:color w:val="5A5F66"/>
-          <w:sz w:val="17"/>
+          <w:sz w:val="22"/>
           <w:szCs w:val="17"/>
         </w:rPr>
         <w:t xml:space="preserve">use these same steps on every problem</w:t>
@@ -1812,6 +1826,7 @@
           </w:tcPr>
           <w:p>
             <w:pPr>
+              <w:pStyle w:val="Heading1"/>
               <w:spacing w:before="0" w:after="0" w:line="240" w:lineRule="auto"/>
               <w:jc w:val="center"/>
             </w:pPr>
@@ -1841,7 +1856,7 @@
                 <w:rFonts w:ascii="Avenir Next" w:hAnsi="Avenir Next" w:cs="Avenir Next" w:eastAsia="Avenir Next"/>
                 <w:b/>
                 <w:color w:val="1A1A1A"/>
-                <w:sz w:val="21"/>
+                <w:sz w:val="22"/>
                 <w:szCs w:val="21"/>
               </w:rPr>
               <w:t xml:space="preserve">Divide</w:t>
@@ -1850,7 +1865,7 @@
               <w:rPr>
                 <w:rFonts w:ascii="Avenir Next" w:hAnsi="Avenir Next" w:cs="Avenir Next" w:eastAsia="Avenir Next"/>
                 <w:color w:val="1A1A1A"/>
-                <w:sz w:val="21"/>
+                <w:sz w:val="22"/>
                 <w:szCs w:val="21"/>
               </w:rPr>
               <w:t xml:space="preserve"> the whole number part. Note the remainder.</w:t>
@@ -1869,6 +1884,7 @@
           </w:tcPr>
           <w:p>
             <w:pPr>
+              <w:pStyle w:val="Heading1"/>
               <w:spacing w:before="0" w:after="0" w:line="240" w:lineRule="auto"/>
               <w:jc w:val="center"/>
             </w:pPr>
@@ -1898,7 +1914,7 @@
                 <w:rFonts w:ascii="Avenir Next" w:hAnsi="Avenir Next" w:cs="Avenir Next" w:eastAsia="Avenir Next"/>
                 <w:b/>
                 <w:color w:val="1A1A1A"/>
-                <w:sz w:val="21"/>
+                <w:sz w:val="22"/>
                 <w:szCs w:val="21"/>
               </w:rPr>
               <w:t xml:space="preserve">Write</w:t>
@@ -1907,7 +1923,7 @@
               <w:rPr>
                 <w:rFonts w:ascii="Avenir Next" w:hAnsi="Avenir Next" w:cs="Avenir Next" w:eastAsia="Avenir Next"/>
                 <w:color w:val="1A1A1A"/>
-                <w:sz w:val="21"/>
+                <w:sz w:val="22"/>
                 <w:szCs w:val="21"/>
               </w:rPr>
               <w:t xml:space="preserve"> a decimal point and a zero. Bring the zero down.</w:t>
@@ -1926,6 +1942,7 @@
           </w:tcPr>
           <w:p>
             <w:pPr>
+              <w:pStyle w:val="Heading1"/>
               <w:spacing w:before="0" w:after="0" w:line="240" w:lineRule="auto"/>
               <w:jc w:val="center"/>
             </w:pPr>
@@ -1955,7 +1972,7 @@
                 <w:rFonts w:ascii="Avenir Next" w:hAnsi="Avenir Next" w:cs="Avenir Next" w:eastAsia="Avenir Next"/>
                 <w:b/>
                 <w:color w:val="1A1A1A"/>
-                <w:sz w:val="21"/>
+                <w:sz w:val="22"/>
                 <w:szCs w:val="21"/>
               </w:rPr>
               <w:t xml:space="preserve">Keep dividing</w:t>
@@ -1964,7 +1981,7 @@
               <w:rPr>
                 <w:rFonts w:ascii="Avenir Next" w:hAnsi="Avenir Next" w:cs="Avenir Next" w:eastAsia="Avenir Next"/>
                 <w:color w:val="1A1A1A"/>
-                <w:sz w:val="21"/>
+                <w:sz w:val="22"/>
                 <w:szCs w:val="21"/>
               </w:rPr>
               <w:t xml:space="preserve"> until nothing is left.</w:t>
@@ -1975,6 +1992,7 @@
     </w:tbl>
     <w:p>
       <w:pPr>
+        <w:pStyle w:val="Heading2"/>
         <w:keepNext/>
         <w:pBdr>
           <w:bottom w:val="single" w:sz="8" w:space="3" w:color="003A70"/>
@@ -1990,7 +2008,7 @@
           <w:b/>
           <w:color w:val="003A70"/>
           <w:spacing w:val="14"/>
-          <w:sz w:val="19"/>
+          <w:sz w:val="22"/>
           <w:szCs w:val="19"/>
         </w:rPr>
         <w:t xml:space="preserve">WATCH ME</w:t>
@@ -2009,7 +2027,7 @@
           <w:rFonts w:ascii="Avenir Next" w:hAnsi="Avenir Next" w:cs="Avenir Next" w:eastAsia="Avenir Next"/>
           <w:i/>
           <w:color w:val="5A5F66"/>
-          <w:sz w:val="17"/>
+          <w:sz w:val="22"/>
           <w:szCs w:val="17"/>
         </w:rPr>
         <w:t xml:space="preserve">the steps in action</w:t>
@@ -2024,7 +2042,7 @@
           <w:rFonts w:ascii="Avenir Next" w:hAnsi="Avenir Next" w:cs="Avenir Next" w:eastAsia="Avenir Next"/>
           <w:b/>
           <w:color w:val="1A1A1A"/>
-          <w:sz w:val="21"/>
+          <w:sz w:val="22"/>
           <w:szCs w:val="21"/>
         </w:rPr>
         <w:t xml:space="preserve">Find 10 ÷ 4.</w:t>
@@ -2043,25 +2061,25 @@
           <w:rFonts w:ascii="Avenir Next" w:hAnsi="Avenir Next" w:cs="Avenir Next" w:eastAsia="Avenir Next"/>
           <w:b/>
           <w:color w:val="003A70"/>
+          <w:sz w:val="22"/>
+          <w:szCs w:val="19"/>
+        </w:rPr>
+        <w:t xml:space="preserve">Step 1</w:t>
+      </w:r>
+      <w:r>
+        <w:rPr>
+          <w:rFonts w:ascii="Avenir Next" w:hAnsi="Avenir Next" w:cs="Avenir Next" w:eastAsia="Avenir Next"/>
+          <w:color w:val="1A1A1A"/>
           <w:sz w:val="19"/>
           <w:szCs w:val="19"/>
         </w:rPr>
-        <w:t xml:space="preserve">Step 1</w:t>
-      </w:r>
-      <w:r>
-        <w:rPr>
-          <w:rFonts w:ascii="Avenir Next" w:hAnsi="Avenir Next" w:cs="Avenir Next" w:eastAsia="Avenir Next"/>
-          <w:color w:val="1A1A1A"/>
-          <w:sz w:val="19"/>
-          <w:szCs w:val="19"/>
-        </w:rPr>
         <w:tab/>
       </w:r>
       <w:r>
         <w:rPr>
           <w:rFonts w:ascii="Avenir Next" w:hAnsi="Avenir Next" w:cs="Avenir Next" w:eastAsia="Avenir Next"/>
           <w:color w:val="1A1A1A"/>
-          <w:sz w:val="21"/>
+          <w:sz w:val="22"/>
           <w:szCs w:val="21"/>
         </w:rPr>
         <w:t xml:space="preserve">10 ÷ 4 = 2 R 2.</w:t>
@@ -2080,25 +2098,25 @@
           <w:rFonts w:ascii="Avenir Next" w:hAnsi="Avenir Next" w:cs="Avenir Next" w:eastAsia="Avenir Next"/>
           <w:b/>
           <w:color w:val="003A70"/>
+          <w:sz w:val="22"/>
+          <w:szCs w:val="19"/>
+        </w:rPr>
+        <w:t xml:space="preserve">Step 2</w:t>
+      </w:r>
+      <w:r>
+        <w:rPr>
+          <w:rFonts w:ascii="Avenir Next" w:hAnsi="Avenir Next" w:cs="Avenir Next" w:eastAsia="Avenir Next"/>
+          <w:color w:val="1A1A1A"/>
           <w:sz w:val="19"/>
           <w:szCs w:val="19"/>
         </w:rPr>
-        <w:t xml:space="preserve">Step 2</w:t>
-      </w:r>
-      <w:r>
-        <w:rPr>
-          <w:rFonts w:ascii="Avenir Next" w:hAnsi="Avenir Next" w:cs="Avenir Next" w:eastAsia="Avenir Next"/>
-          <w:color w:val="1A1A1A"/>
-          <w:sz w:val="19"/>
-          <w:szCs w:val="19"/>
-        </w:rPr>
         <w:tab/>
       </w:r>
       <w:r>
         <w:rPr>
           <w:rFonts w:ascii="Avenir Next" w:hAnsi="Avenir Next" w:cs="Avenir Next" w:eastAsia="Avenir Next"/>
           <w:color w:val="1A1A1A"/>
-          <w:sz w:val="21"/>
+          <w:sz w:val="22"/>
           <w:szCs w:val="21"/>
         </w:rPr>
         <w:t xml:space="preserve">Write 10.0. Bring down 0 to make 20.</w:t>
@@ -2117,25 +2135,25 @@
           <w:rFonts w:ascii="Avenir Next" w:hAnsi="Avenir Next" w:cs="Avenir Next" w:eastAsia="Avenir Next"/>
           <w:b/>
           <w:color w:val="003A70"/>
+          <w:sz w:val="22"/>
+          <w:szCs w:val="19"/>
+        </w:rPr>
+        <w:t xml:space="preserve">Step 3</w:t>
+      </w:r>
+      <w:r>
+        <w:rPr>
+          <w:rFonts w:ascii="Avenir Next" w:hAnsi="Avenir Next" w:cs="Avenir Next" w:eastAsia="Avenir Next"/>
+          <w:color w:val="1A1A1A"/>
           <w:sz w:val="19"/>
           <w:szCs w:val="19"/>
         </w:rPr>
-        <w:t xml:space="preserve">Step 3</w:t>
-      </w:r>
-      <w:r>
-        <w:rPr>
-          <w:rFonts w:ascii="Avenir Next" w:hAnsi="Avenir Next" w:cs="Avenir Next" w:eastAsia="Avenir Next"/>
-          <w:color w:val="1A1A1A"/>
-          <w:sz w:val="19"/>
-          <w:szCs w:val="19"/>
-        </w:rPr>
         <w:tab/>
       </w:r>
       <w:r>
         <w:rPr>
           <w:rFonts w:ascii="Avenir Next" w:hAnsi="Avenir Next" w:cs="Avenir Next" w:eastAsia="Avenir Next"/>
           <w:color w:val="1A1A1A"/>
-          <w:sz w:val="21"/>
+          <w:sz w:val="22"/>
           <w:szCs w:val="21"/>
         </w:rPr>
         <w:t xml:space="preserve">20 ÷ 4 = 5. The answer is 2.5.</w:t>
@@ -2154,18 +2172,18 @@
           <w:rFonts w:ascii="Avenir Next" w:hAnsi="Avenir Next" w:cs="Avenir Next" w:eastAsia="Avenir Next"/>
           <w:b/>
           <w:color w:val="1A1A1A"/>
+          <w:sz w:val="22"/>
+          <w:szCs w:val="21"/>
+        </w:rPr>
+        <w:t xml:space="preserve">Answer</w:t>
+      </w:r>
+      <w:r>
+        <w:rPr>
+          <w:rFonts w:ascii="Avenir Next" w:hAnsi="Avenir Next" w:cs="Avenir Next" w:eastAsia="Avenir Next"/>
+          <w:color w:val="1A1A1A"/>
           <w:sz w:val="21"/>
           <w:szCs w:val="21"/>
         </w:rPr>
-        <w:t xml:space="preserve">Answer</w:t>
-      </w:r>
-      <w:r>
-        <w:rPr>
-          <w:rFonts w:ascii="Avenir Next" w:hAnsi="Avenir Next" w:cs="Avenir Next" w:eastAsia="Avenir Next"/>
-          <w:color w:val="1A1A1A"/>
-          <w:sz w:val="21"/>
-          <w:szCs w:val="21"/>
-        </w:rPr>
         <w:tab/>
       </w:r>
       <w:r>
@@ -2173,7 +2191,7 @@
           <w:rFonts w:ascii="Avenir Next" w:hAnsi="Avenir Next" w:cs="Avenir Next" w:eastAsia="Avenir Next"/>
           <w:b/>
           <w:color w:val="1A1A1A"/>
-          <w:sz w:val="21"/>
+          <w:sz w:val="22"/>
           <w:szCs w:val="21"/>
         </w:rPr>
         <w:t xml:space="preserve">2.5</w:t>
@@ -2181,6 +2199,7 @@
     </w:p>
     <w:p>
       <w:pPr>
+        <w:pStyle w:val="Heading2"/>
         <w:keepNext/>
         <w:pBdr>
           <w:bottom w:val="single" w:sz="8" w:space="3" w:color="003A70"/>
@@ -2196,7 +2215,7 @@
           <w:b/>
           <w:color w:val="003A70"/>
           <w:spacing w:val="14"/>
-          <w:sz w:val="19"/>
+          <w:sz w:val="22"/>
           <w:szCs w:val="19"/>
         </w:rPr>
         <w:t xml:space="preserve">TRY IT WITH HELP</w:t>
@@ -2215,7 +2234,7 @@
           <w:rFonts w:ascii="Avenir Next" w:hAnsi="Avenir Next" w:cs="Avenir Next" w:eastAsia="Avenir Next"/>
           <w:i/>
           <w:color w:val="5A5F66"/>
-          <w:sz w:val="17"/>
+          <w:sz w:val="22"/>
           <w:szCs w:val="17"/>
         </w:rPr>
         <w:t xml:space="preserve">fill in each step</w:t>
@@ -2273,25 +2292,25 @@
           <w:rFonts w:ascii="Avenir Next" w:hAnsi="Avenir Next" w:cs="Avenir Next" w:eastAsia="Avenir Next"/>
           <w:b/>
           <w:color w:val="003A70"/>
+          <w:sz w:val="22"/>
+          <w:szCs w:val="18"/>
+        </w:rPr>
+        <w:t xml:space="preserve">Step 1</w:t>
+      </w:r>
+      <w:r>
+        <w:rPr>
+          <w:rFonts w:ascii="Avenir Next" w:hAnsi="Avenir Next" w:cs="Avenir Next" w:eastAsia="Avenir Next"/>
+          <w:color w:val="1A1A1A"/>
           <w:sz w:val="18"/>
           <w:szCs w:val="18"/>
         </w:rPr>
-        <w:t xml:space="preserve">Step 1</w:t>
-      </w:r>
-      <w:r>
-        <w:rPr>
-          <w:rFonts w:ascii="Avenir Next" w:hAnsi="Avenir Next" w:cs="Avenir Next" w:eastAsia="Avenir Next"/>
-          <w:color w:val="1A1A1A"/>
-          <w:sz w:val="18"/>
-          <w:szCs w:val="18"/>
-        </w:rPr>
         <w:tab/>
       </w:r>
       <w:r>
         <w:rPr>
           <w:rFonts w:ascii="Avenir Next" w:hAnsi="Avenir Next" w:cs="Avenir Next" w:eastAsia="Avenir Next"/>
           <w:color w:val="1A1A1A"/>
-          <w:sz w:val="21"/>
+          <w:sz w:val="22"/>
           <w:szCs w:val="21"/>
         </w:rPr>
         <w:t xml:space="preserve">12 ÷ 5 = 2 R </w:t>
@@ -2321,35 +2340,35 @@
           <w:rFonts w:ascii="Avenir Next" w:hAnsi="Avenir Next" w:cs="Avenir Next" w:eastAsia="Avenir Next"/>
           <w:b/>
           <w:color w:val="003A70"/>
+          <w:sz w:val="22"/>
+          <w:szCs w:val="18"/>
+        </w:rPr>
+        <w:t xml:space="preserve">Step 2</w:t>
+      </w:r>
+      <w:r>
+        <w:rPr>
+          <w:rFonts w:ascii="Avenir Next" w:hAnsi="Avenir Next" w:cs="Avenir Next" w:eastAsia="Avenir Next"/>
+          <w:color w:val="1A1A1A"/>
           <w:sz w:val="18"/>
           <w:szCs w:val="18"/>
         </w:rPr>
-        <w:t xml:space="preserve">Step 2</w:t>
-      </w:r>
-      <w:r>
-        <w:rPr>
-          <w:rFonts w:ascii="Avenir Next" w:hAnsi="Avenir Next" w:cs="Avenir Next" w:eastAsia="Avenir Next"/>
-          <w:color w:val="1A1A1A"/>
-          <w:sz w:val="18"/>
-          <w:szCs w:val="18"/>
-        </w:rPr>
         <w:tab/>
       </w:r>
       <w:r>
         <w:rPr>
           <w:rFonts w:ascii="Avenir Next" w:hAnsi="Avenir Next" w:cs="Avenir Next" w:eastAsia="Avenir Next"/>
           <w:color w:val="1A1A1A"/>
+          <w:sz w:val="22"/>
+          <w:szCs w:val="21"/>
+        </w:rPr>
+        <w:t xml:space="preserve">Write 12.0. Bring down 0 to make </w:t>
+      </w:r>
+      <w:r>
+        <w:rPr>
+          <w:rFonts w:ascii="Avenir Next" w:hAnsi="Avenir Next" w:cs="Avenir Next" w:eastAsia="Avenir Next"/>
+          <w:color w:val="1A1A1A"/>
           <w:sz w:val="21"/>
           <w:szCs w:val="21"/>
-        </w:rPr>
-        <w:t xml:space="preserve">Write 12.0. Bring down 0 to make </w:t>
-      </w:r>
-      <w:r>
-        <w:rPr>
-          <w:rFonts w:ascii="Avenir Next" w:hAnsi="Avenir Next" w:cs="Avenir Next" w:eastAsia="Avenir Next"/>
-          <w:color w:val="1A1A1A"/>
-          <w:sz w:val="21"/>
-          <w:szCs w:val="21"/>
           <w:u w:val="single"/>
         </w:rPr>
         <w:t xml:space="preserve">                </w:t>
@@ -2358,7 +2377,7 @@
         <w:rPr>
           <w:rFonts w:ascii="Avenir Next" w:hAnsi="Avenir Next" w:cs="Avenir Next" w:eastAsia="Avenir Next"/>
           <w:color w:val="1A1A1A"/>
-          <w:sz w:val="21"/>
+          <w:sz w:val="22"/>
           <w:szCs w:val="21"/>
         </w:rPr>
         <w:t xml:space="preserve">.</w:t>
@@ -2378,35 +2397,35 @@
           <w:rFonts w:ascii="Avenir Next" w:hAnsi="Avenir Next" w:cs="Avenir Next" w:eastAsia="Avenir Next"/>
           <w:b/>
           <w:color w:val="003A70"/>
+          <w:sz w:val="22"/>
+          <w:szCs w:val="18"/>
+        </w:rPr>
+        <w:t xml:space="preserve">Step 3</w:t>
+      </w:r>
+      <w:r>
+        <w:rPr>
+          <w:rFonts w:ascii="Avenir Next" w:hAnsi="Avenir Next" w:cs="Avenir Next" w:eastAsia="Avenir Next"/>
+          <w:color w:val="1A1A1A"/>
           <w:sz w:val="18"/>
           <w:szCs w:val="18"/>
         </w:rPr>
-        <w:t xml:space="preserve">Step 3</w:t>
-      </w:r>
-      <w:r>
-        <w:rPr>
-          <w:rFonts w:ascii="Avenir Next" w:hAnsi="Avenir Next" w:cs="Avenir Next" w:eastAsia="Avenir Next"/>
-          <w:color w:val="1A1A1A"/>
-          <w:sz w:val="18"/>
-          <w:szCs w:val="18"/>
-        </w:rPr>
         <w:tab/>
       </w:r>
       <w:r>
         <w:rPr>
           <w:rFonts w:ascii="Avenir Next" w:hAnsi="Avenir Next" w:cs="Avenir Next" w:eastAsia="Avenir Next"/>
           <w:color w:val="1A1A1A"/>
+          <w:sz w:val="22"/>
+          <w:szCs w:val="21"/>
+        </w:rPr>
+        <w:t xml:space="preserve">20 ÷ 5 = 4. The answer is </w:t>
+      </w:r>
+      <w:r>
+        <w:rPr>
+          <w:rFonts w:ascii="Avenir Next" w:hAnsi="Avenir Next" w:cs="Avenir Next" w:eastAsia="Avenir Next"/>
+          <w:color w:val="1A1A1A"/>
           <w:sz w:val="21"/>
           <w:szCs w:val="21"/>
-        </w:rPr>
-        <w:t xml:space="preserve">20 ÷ 5 = 4. The answer is </w:t>
-      </w:r>
-      <w:r>
-        <w:rPr>
-          <w:rFonts w:ascii="Avenir Next" w:hAnsi="Avenir Next" w:cs="Avenir Next" w:eastAsia="Avenir Next"/>
-          <w:color w:val="1A1A1A"/>
-          <w:sz w:val="21"/>
-          <w:szCs w:val="21"/>
           <w:u w:val="single"/>
         </w:rPr>
         <w:t xml:space="preserve">                </w:t>
@@ -2415,7 +2434,7 @@
         <w:rPr>
           <w:rFonts w:ascii="Avenir Next" w:hAnsi="Avenir Next" w:cs="Avenir Next" w:eastAsia="Avenir Next"/>
           <w:color w:val="1A1A1A"/>
-          <w:sz w:val="21"/>
+          <w:sz w:val="22"/>
           <w:szCs w:val="21"/>
         </w:rPr>
         <w:t xml:space="preserve">.</w:t>
@@ -2478,25 +2497,25 @@
           <w:rFonts w:ascii="Avenir Next" w:hAnsi="Avenir Next" w:cs="Avenir Next" w:eastAsia="Avenir Next"/>
           <w:b/>
           <w:color w:val="003A70"/>
+          <w:sz w:val="22"/>
+          <w:szCs w:val="18"/>
+        </w:rPr>
+        <w:t xml:space="preserve">Step 1</w:t>
+      </w:r>
+      <w:r>
+        <w:rPr>
+          <w:rFonts w:ascii="Avenir Next" w:hAnsi="Avenir Next" w:cs="Avenir Next" w:eastAsia="Avenir Next"/>
+          <w:color w:val="1A1A1A"/>
           <w:sz w:val="18"/>
           <w:szCs w:val="18"/>
         </w:rPr>
-        <w:t xml:space="preserve">Step 1</w:t>
-      </w:r>
-      <w:r>
-        <w:rPr>
-          <w:rFonts w:ascii="Avenir Next" w:hAnsi="Avenir Next" w:cs="Avenir Next" w:eastAsia="Avenir Next"/>
-          <w:color w:val="1A1A1A"/>
-          <w:sz w:val="18"/>
-          <w:szCs w:val="18"/>
-        </w:rPr>
         <w:tab/>
       </w:r>
       <w:r>
         <w:rPr>
           <w:rFonts w:ascii="Avenir Next" w:hAnsi="Avenir Next" w:cs="Avenir Next" w:eastAsia="Avenir Next"/>
           <w:color w:val="1A1A1A"/>
-          <w:sz w:val="21"/>
+          <w:sz w:val="22"/>
           <w:szCs w:val="21"/>
         </w:rPr>
         <w:t xml:space="preserve">2 ÷ 4 = 0 R </w:t>
@@ -2526,35 +2545,35 @@
           <w:rFonts w:ascii="Avenir Next" w:hAnsi="Avenir Next" w:cs="Avenir Next" w:eastAsia="Avenir Next"/>
           <w:b/>
           <w:color w:val="003A70"/>
+          <w:sz w:val="22"/>
+          <w:szCs w:val="18"/>
+        </w:rPr>
+        <w:t xml:space="preserve">Step 2</w:t>
+      </w:r>
+      <w:r>
+        <w:rPr>
+          <w:rFonts w:ascii="Avenir Next" w:hAnsi="Avenir Next" w:cs="Avenir Next" w:eastAsia="Avenir Next"/>
+          <w:color w:val="1A1A1A"/>
           <w:sz w:val="18"/>
           <w:szCs w:val="18"/>
         </w:rPr>
-        <w:t xml:space="preserve">Step 2</w:t>
-      </w:r>
-      <w:r>
-        <w:rPr>
-          <w:rFonts w:ascii="Avenir Next" w:hAnsi="Avenir Next" w:cs="Avenir Next" w:eastAsia="Avenir Next"/>
-          <w:color w:val="1A1A1A"/>
-          <w:sz w:val="18"/>
-          <w:szCs w:val="18"/>
-        </w:rPr>
         <w:tab/>
       </w:r>
       <w:r>
         <w:rPr>
           <w:rFonts w:ascii="Avenir Next" w:hAnsi="Avenir Next" w:cs="Avenir Next" w:eastAsia="Avenir Next"/>
           <w:color w:val="1A1A1A"/>
+          <w:sz w:val="22"/>
+          <w:szCs w:val="21"/>
+        </w:rPr>
+        <w:t xml:space="preserve">Write 2.0. Bring down 0 to make </w:t>
+      </w:r>
+      <w:r>
+        <w:rPr>
+          <w:rFonts w:ascii="Avenir Next" w:hAnsi="Avenir Next" w:cs="Avenir Next" w:eastAsia="Avenir Next"/>
+          <w:color w:val="1A1A1A"/>
           <w:sz w:val="21"/>
           <w:szCs w:val="21"/>
-        </w:rPr>
-        <w:t xml:space="preserve">Write 2.0. Bring down 0 to make </w:t>
-      </w:r>
-      <w:r>
-        <w:rPr>
-          <w:rFonts w:ascii="Avenir Next" w:hAnsi="Avenir Next" w:cs="Avenir Next" w:eastAsia="Avenir Next"/>
-          <w:color w:val="1A1A1A"/>
-          <w:sz w:val="21"/>
-          <w:szCs w:val="21"/>
           <w:u w:val="single"/>
         </w:rPr>
         <w:t xml:space="preserve">                </w:t>
@@ -2563,7 +2582,7 @@
         <w:rPr>
           <w:rFonts w:ascii="Avenir Next" w:hAnsi="Avenir Next" w:cs="Avenir Next" w:eastAsia="Avenir Next"/>
           <w:color w:val="1A1A1A"/>
-          <w:sz w:val="21"/>
+          <w:sz w:val="22"/>
           <w:szCs w:val="21"/>
         </w:rPr>
         <w:t xml:space="preserve">.</w:t>
@@ -2583,35 +2602,35 @@
           <w:rFonts w:ascii="Avenir Next" w:hAnsi="Avenir Next" w:cs="Avenir Next" w:eastAsia="Avenir Next"/>
           <w:b/>
           <w:color w:val="003A70"/>
+          <w:sz w:val="22"/>
+          <w:szCs w:val="18"/>
+        </w:rPr>
+        <w:t xml:space="preserve">Step 3</w:t>
+      </w:r>
+      <w:r>
+        <w:rPr>
+          <w:rFonts w:ascii="Avenir Next" w:hAnsi="Avenir Next" w:cs="Avenir Next" w:eastAsia="Avenir Next"/>
+          <w:color w:val="1A1A1A"/>
           <w:sz w:val="18"/>
           <w:szCs w:val="18"/>
         </w:rPr>
-        <w:t xml:space="preserve">Step 3</w:t>
-      </w:r>
-      <w:r>
-        <w:rPr>
-          <w:rFonts w:ascii="Avenir Next" w:hAnsi="Avenir Next" w:cs="Avenir Next" w:eastAsia="Avenir Next"/>
-          <w:color w:val="1A1A1A"/>
-          <w:sz w:val="18"/>
-          <w:szCs w:val="18"/>
-        </w:rPr>
         <w:tab/>
       </w:r>
       <w:r>
         <w:rPr>
           <w:rFonts w:ascii="Avenir Next" w:hAnsi="Avenir Next" w:cs="Avenir Next" w:eastAsia="Avenir Next"/>
           <w:color w:val="1A1A1A"/>
+          <w:sz w:val="22"/>
+          <w:szCs w:val="21"/>
+        </w:rPr>
+        <w:t xml:space="preserve">20 ÷ 4 = 5. The answer is </w:t>
+      </w:r>
+      <w:r>
+        <w:rPr>
+          <w:rFonts w:ascii="Avenir Next" w:hAnsi="Avenir Next" w:cs="Avenir Next" w:eastAsia="Avenir Next"/>
+          <w:color w:val="1A1A1A"/>
           <w:sz w:val="21"/>
           <w:szCs w:val="21"/>
-        </w:rPr>
-        <w:t xml:space="preserve">20 ÷ 4 = 5. The answer is </w:t>
-      </w:r>
-      <w:r>
-        <w:rPr>
-          <w:rFonts w:ascii="Avenir Next" w:hAnsi="Avenir Next" w:cs="Avenir Next" w:eastAsia="Avenir Next"/>
-          <w:color w:val="1A1A1A"/>
-          <w:sz w:val="21"/>
-          <w:szCs w:val="21"/>
           <w:u w:val="single"/>
         </w:rPr>
         <w:t xml:space="preserve">                </w:t>
@@ -2620,7 +2639,7 @@
         <w:rPr>
           <w:rFonts w:ascii="Avenir Next" w:hAnsi="Avenir Next" w:cs="Avenir Next" w:eastAsia="Avenir Next"/>
           <w:color w:val="1A1A1A"/>
-          <w:sz w:val="21"/>
+          <w:sz w:val="22"/>
           <w:szCs w:val="21"/>
         </w:rPr>
         <w:t xml:space="preserve">.</w:t>
@@ -2633,6 +2652,7 @@
     </w:p>
     <w:p>
       <w:pPr>
+        <w:pStyle w:val="Heading2"/>
         <w:keepNext/>
         <w:pBdr>
           <w:bottom w:val="single" w:sz="8" w:space="3" w:color="003A70"/>
@@ -2648,7 +2668,7 @@
           <w:b/>
           <w:color w:val="003A70"/>
           <w:spacing w:val="14"/>
-          <w:sz w:val="19"/>
+          <w:sz w:val="22"/>
           <w:szCs w:val="19"/>
         </w:rPr>
         <w:t xml:space="preserve">YOUR TURN</w:t>
@@ -2667,7 +2687,7 @@
           <w:rFonts w:ascii="Avenir Next" w:hAnsi="Avenir Next" w:cs="Avenir Next" w:eastAsia="Avenir Next"/>
           <w:i/>
           <w:color w:val="5A5F66"/>
-          <w:sz w:val="17"/>
+          <w:sz w:val="22"/>
           <w:szCs w:val="17"/>
         </w:rPr>
         <w:t xml:space="preserve">use the steps on your own</w:t>
@@ -2839,7 +2859,7 @@
                       <w:szCs w:val="22"/>
                       <w:u w:val="single"/>
                     </w:rPr>
-                    <w:t xml:space="preserve">        </w:t>
+                    <w:t xml:space="preserve">            </w:t>
                   </w:r>
                 </w:p>
               </w:tc>
@@ -2901,7 +2921,7 @@
                       <w:szCs w:val="22"/>
                       <w:u w:val="single"/>
                     </w:rPr>
-                    <w:t xml:space="preserve">        </w:t>
+                    <w:t xml:space="preserve">            </w:t>
                   </w:r>
                 </w:p>
               </w:tc>
@@ -2963,7 +2983,7 @@
                       <w:szCs w:val="22"/>
                       <w:u w:val="single"/>
                     </w:rPr>
-                    <w:t xml:space="preserve">        </w:t>
+                    <w:t xml:space="preserve">            </w:t>
                   </w:r>
                 </w:p>
               </w:tc>
@@ -3031,7 +3051,7 @@
                       <w:szCs w:val="22"/>
                       <w:u w:val="single"/>
                     </w:rPr>
-                    <w:t xml:space="preserve">        </w:t>
+                    <w:t xml:space="preserve">            </w:t>
                   </w:r>
                 </w:p>
               </w:tc>
@@ -3093,7 +3113,7 @@
                       <w:szCs w:val="22"/>
                       <w:u w:val="single"/>
                     </w:rPr>
-                    <w:t xml:space="preserve">        </w:t>
+                    <w:t xml:space="preserve">            </w:t>
                   </w:r>
                 </w:p>
               </w:tc>
@@ -3155,7 +3175,7 @@
                       <w:szCs w:val="22"/>
                       <w:u w:val="single"/>
                     </w:rPr>
-                    <w:t xml:space="preserve">        </w:t>
+                    <w:t xml:space="preserve">            </w:t>
                   </w:r>
                 </w:p>
               </w:tc>
@@ -3176,6 +3196,7 @@
     </w:p>
     <w:p>
       <w:pPr>
+        <w:pStyle w:val="Heading2"/>
         <w:keepNext/>
         <w:pBdr>
           <w:bottom w:val="single" w:sz="8" w:space="3" w:color="003A70"/>
@@ -3191,7 +3212,7 @@
           <w:b/>
           <w:color w:val="003A70"/>
           <w:spacing w:val="14"/>
-          <w:sz w:val="19"/>
+          <w:sz w:val="22"/>
           <w:szCs w:val="19"/>
         </w:rPr>
         <w:t xml:space="preserve">READY CHECK</w:t>
@@ -3210,7 +3231,7 @@
           <w:rFonts w:ascii="Avenir Next" w:hAnsi="Avenir Next" w:cs="Avenir Next" w:eastAsia="Avenir Next"/>
           <w:i/>
           <w:color w:val="5A5F66"/>
-          <w:sz w:val="17"/>
+          <w:sz w:val="22"/>
           <w:szCs w:val="17"/>
         </w:rPr>
         <w:t xml:space="preserve">a problem like the one in today’s lesson</w:t>
@@ -3342,25 +3363,25 @@
                       <w:rFonts w:ascii="Avenir Next" w:hAnsi="Avenir Next" w:cs="Avenir Next" w:eastAsia="Avenir Next"/>
                       <w:b/>
                       <w:color w:val="003A70"/>
+                      <w:sz w:val="22"/>
+                      <w:szCs w:val="21"/>
+                    </w:rPr>
+                    <w:t xml:space="preserve">A</w:t>
+                  </w:r>
+                  <w:r>
+                    <w:rPr>
+                      <w:rFonts w:ascii="Avenir Next" w:hAnsi="Avenir Next" w:cs="Avenir Next" w:eastAsia="Avenir Next"/>
+                      <w:color w:val="1A1A1A"/>
                       <w:sz w:val="21"/>
                       <w:szCs w:val="21"/>
                     </w:rPr>
-                    <w:t xml:space="preserve">A</w:t>
-                  </w:r>
-                  <w:r>
-                    <w:rPr>
-                      <w:rFonts w:ascii="Avenir Next" w:hAnsi="Avenir Next" w:cs="Avenir Next" w:eastAsia="Avenir Next"/>
-                      <w:color w:val="1A1A1A"/>
-                      <w:sz w:val="21"/>
-                      <w:szCs w:val="21"/>
-                    </w:rPr>
                     <w:tab/>
                   </w:r>
                   <w:r>
                     <w:rPr>
                       <w:rFonts w:ascii="Avenir Next" w:hAnsi="Avenir Next" w:cs="Avenir Next" w:eastAsia="Avenir Next"/>
                       <w:color w:val="1A1A1A"/>
-                      <w:sz w:val="21"/>
+                      <w:sz w:val="22"/>
                       <w:szCs w:val="21"/>
                     </w:rPr>
                     <w:t xml:space="preserve">4.2</w:t>
@@ -3385,25 +3406,25 @@
                       <w:rFonts w:ascii="Avenir Next" w:hAnsi="Avenir Next" w:cs="Avenir Next" w:eastAsia="Avenir Next"/>
                       <w:b/>
                       <w:color w:val="003A70"/>
+                      <w:sz w:val="22"/>
+                      <w:szCs w:val="21"/>
+                    </w:rPr>
+                    <w:t xml:space="preserve">B</w:t>
+                  </w:r>
+                  <w:r>
+                    <w:rPr>
+                      <w:rFonts w:ascii="Avenir Next" w:hAnsi="Avenir Next" w:cs="Avenir Next" w:eastAsia="Avenir Next"/>
+                      <w:color w:val="1A1A1A"/>
                       <w:sz w:val="21"/>
                       <w:szCs w:val="21"/>
                     </w:rPr>
-                    <w:t xml:space="preserve">B</w:t>
-                  </w:r>
-                  <w:r>
-                    <w:rPr>
-                      <w:rFonts w:ascii="Avenir Next" w:hAnsi="Avenir Next" w:cs="Avenir Next" w:eastAsia="Avenir Next"/>
-                      <w:color w:val="1A1A1A"/>
-                      <w:sz w:val="21"/>
-                      <w:szCs w:val="21"/>
-                    </w:rPr>
                     <w:tab/>
                   </w:r>
                   <w:r>
                     <w:rPr>
                       <w:rFonts w:ascii="Avenir Next" w:hAnsi="Avenir Next" w:cs="Avenir Next" w:eastAsia="Avenir Next"/>
                       <w:color w:val="1A1A1A"/>
-                      <w:sz w:val="21"/>
+                      <w:sz w:val="22"/>
                       <w:szCs w:val="21"/>
                     </w:rPr>
                     <w:t xml:space="preserve">4.5</w:t>
@@ -3428,25 +3449,25 @@
                       <w:rFonts w:ascii="Avenir Next" w:hAnsi="Avenir Next" w:cs="Avenir Next" w:eastAsia="Avenir Next"/>
                       <w:b/>
                       <w:color w:val="003A70"/>
+                      <w:sz w:val="22"/>
+                      <w:szCs w:val="21"/>
+                    </w:rPr>
+                    <w:t xml:space="preserve">C</w:t>
+                  </w:r>
+                  <w:r>
+                    <w:rPr>
+                      <w:rFonts w:ascii="Avenir Next" w:hAnsi="Avenir Next" w:cs="Avenir Next" w:eastAsia="Avenir Next"/>
+                      <w:color w:val="1A1A1A"/>
                       <w:sz w:val="21"/>
                       <w:szCs w:val="21"/>
                     </w:rPr>
-                    <w:t xml:space="preserve">C</w:t>
-                  </w:r>
-                  <w:r>
-                    <w:rPr>
-                      <w:rFonts w:ascii="Avenir Next" w:hAnsi="Avenir Next" w:cs="Avenir Next" w:eastAsia="Avenir Next"/>
-                      <w:color w:val="1A1A1A"/>
-                      <w:sz w:val="21"/>
-                      <w:szCs w:val="21"/>
-                    </w:rPr>
                     <w:tab/>
                   </w:r>
                   <w:r>
                     <w:rPr>
                       <w:rFonts w:ascii="Avenir Next" w:hAnsi="Avenir Next" w:cs="Avenir Next" w:eastAsia="Avenir Next"/>
                       <w:color w:val="1A1A1A"/>
-                      <w:sz w:val="21"/>
+                      <w:sz w:val="22"/>
                       <w:szCs w:val="21"/>
                     </w:rPr>
                     <w:t xml:space="preserve">14</w:t>
@@ -3471,25 +3492,25 @@
                       <w:rFonts w:ascii="Avenir Next" w:hAnsi="Avenir Next" w:cs="Avenir Next" w:eastAsia="Avenir Next"/>
                       <w:b/>
                       <w:color w:val="003A70"/>
+                      <w:sz w:val="22"/>
+                      <w:szCs w:val="21"/>
+                    </w:rPr>
+                    <w:t xml:space="preserve">D</w:t>
+                  </w:r>
+                  <w:r>
+                    <w:rPr>
+                      <w:rFonts w:ascii="Avenir Next" w:hAnsi="Avenir Next" w:cs="Avenir Next" w:eastAsia="Avenir Next"/>
+                      <w:color w:val="1A1A1A"/>
                       <w:sz w:val="21"/>
                       <w:szCs w:val="21"/>
                     </w:rPr>
-                    <w:t xml:space="preserve">D</w:t>
-                  </w:r>
-                  <w:r>
-                    <w:rPr>
-                      <w:rFonts w:ascii="Avenir Next" w:hAnsi="Avenir Next" w:cs="Avenir Next" w:eastAsia="Avenir Next"/>
-                      <w:color w:val="1A1A1A"/>
-                      <w:sz w:val="21"/>
-                      <w:szCs w:val="21"/>
-                    </w:rPr>
                     <w:tab/>
                   </w:r>
                   <w:r>
                     <w:rPr>
                       <w:rFonts w:ascii="Avenir Next" w:hAnsi="Avenir Next" w:cs="Avenir Next" w:eastAsia="Avenir Next"/>
                       <w:color w:val="1A1A1A"/>
-                      <w:sz w:val="21"/>
+                      <w:sz w:val="22"/>
                       <w:szCs w:val="21"/>
                     </w:rPr>
                     <w:t xml:space="preserve">22</w:t>
@@ -3538,19 +3559,42 @@
         <w:tblLook w:val="0000" w:firstRow="0" w:lastRow="0" w:firstColumn="0" w:lastColumn="0" w:noHBand="1" w:noVBand="1"/>
       </w:tblPr>
       <w:tblGrid>
-        <w:gridCol w:w="2000"/>
-        <w:gridCol w:w="2300"/>
-        <w:gridCol w:w="2100"/>
-        <w:gridCol w:w="3104"/>
+        <w:gridCol w:w="1750"/>
+        <w:gridCol w:w="2500"/>
+        <w:gridCol w:w="2200"/>
+        <w:gridCol w:w="3054"/>
       </w:tblGrid>
       <w:tr>
         <w:trPr>
           <w:cantSplit/>
-          <w:trHeight w:val="320" w:hRule="atLeast"/>
+          <w:trHeight w:val="300" w:hRule="atLeast"/>
         </w:trPr>
         <w:tc>
           <w:tcPr>
-            <w:tcW w:w="2000" w:type="dxa"/>
+            <w:tcW w:w="1750" w:type="dxa"/>
+            <w:vAlign w:val="center"/>
+          </w:tcPr>
+          <w:p>
+            <w:pPr>
+              <w:pStyle w:val="Heading2"/>
+              <w:spacing w:before="0" w:after="0" w:line="240" w:lineRule="auto"/>
+            </w:pPr>
+            <w:r>
+              <w:rPr>
+                <w:rFonts w:ascii="Avenir Next" w:hAnsi="Avenir Next" w:cs="Avenir Next" w:eastAsia="Avenir Next"/>
+                <w:b/>
+                <w:color w:val="003A70"/>
+                <w:spacing w:val="12"/>
+                <w:sz w:val="15"/>
+                <w:szCs w:val="15"/>
+              </w:rPr>
+              <w:t xml:space="preserve">CHECK YOURSELF</w:t>
+            </w:r>
+          </w:p>
+        </w:tc>
+        <w:tc>
+          <w:tcPr>
+            <w:tcW w:w="2500" w:type="dxa"/>
             <w:vAlign w:val="center"/>
           </w:tcPr>
           <w:p>
@@ -3559,20 +3603,27 @@
             </w:pPr>
             <w:r>
               <w:rPr>
-                <w:rFonts w:ascii="Avenir Next" w:hAnsi="Avenir Next" w:cs="Avenir Next" w:eastAsia="Avenir Next"/>
-                <w:b/>
-                <w:color w:val="003A70"/>
-                <w:spacing w:val="12"/>
-                <w:sz w:val="15"/>
-                <w:szCs w:val="15"/>
-              </w:rPr>
-              <w:t xml:space="preserve">CHECK YOURSELF</w:t>
+                <w:rFonts w:ascii="Arial" w:hAnsi="Arial" w:cs="Arial" w:eastAsia="Arial"/>
+                <w:color w:val="1A1A1A"/>
+                <w:sz w:val="20"/>
+                <w:szCs w:val="20"/>
+              </w:rPr>
+              <w:t xml:space="preserve">□</w:t>
+            </w:r>
+            <w:r>
+              <w:rPr>
+                <w:rFonts w:ascii="Avenir Next" w:hAnsi="Avenir Next" w:cs="Avenir Next" w:eastAsia="Avenir Next"/>
+                <w:color w:val="1A1A1A"/>
+                <w:sz w:val="17"/>
+                <w:szCs w:val="17"/>
+              </w:rPr>
+              <w:t xml:space="preserve">  I can do this on my own</w:t>
             </w:r>
           </w:p>
         </w:tc>
         <w:tc>
           <w:tcPr>
-            <w:tcW w:w="2300" w:type="dxa"/>
+            <w:tcW w:w="2200" w:type="dxa"/>
             <w:vAlign w:val="center"/>
           </w:tcPr>
           <w:p>
@@ -3583,8 +3634,8 @@
               <w:rPr>
                 <w:rFonts w:ascii="Arial" w:hAnsi="Arial" w:cs="Arial" w:eastAsia="Arial"/>
                 <w:color w:val="1A1A1A"/>
-                <w:sz w:val="24"/>
-                <w:szCs w:val="24"/>
+                <w:sz w:val="20"/>
+                <w:szCs w:val="20"/>
               </w:rPr>
               <w:t xml:space="preserve">□</w:t>
             </w:r>
@@ -3595,13 +3646,13 @@
                 <w:sz w:val="17"/>
                 <w:szCs w:val="17"/>
               </w:rPr>
-              <w:t xml:space="preserve">  I can do this on my own</w:t>
+              <w:t xml:space="preserve">  I need a little help</w:t>
             </w:r>
           </w:p>
         </w:tc>
         <w:tc>
           <w:tcPr>
-            <w:tcW w:w="2100" w:type="dxa"/>
+            <w:tcW w:w="3054" w:type="dxa"/>
             <w:vAlign w:val="center"/>
           </w:tcPr>
           <w:p>
@@ -3612,37 +3663,8 @@
               <w:rPr>
                 <w:rFonts w:ascii="Arial" w:hAnsi="Arial" w:cs="Arial" w:eastAsia="Arial"/>
                 <w:color w:val="1A1A1A"/>
-                <w:sz w:val="24"/>
-                <w:szCs w:val="24"/>
-              </w:rPr>
-              <w:t xml:space="preserve">□</w:t>
-            </w:r>
-            <w:r>
-              <w:rPr>
-                <w:rFonts w:ascii="Avenir Next" w:hAnsi="Avenir Next" w:cs="Avenir Next" w:eastAsia="Avenir Next"/>
-                <w:color w:val="1A1A1A"/>
-                <w:sz w:val="17"/>
-                <w:szCs w:val="17"/>
-              </w:rPr>
-              <w:t xml:space="preserve">  I need a little help</w:t>
-            </w:r>
-          </w:p>
-        </w:tc>
-        <w:tc>
-          <w:tcPr>
-            <w:tcW w:w="3104" w:type="dxa"/>
-            <w:vAlign w:val="center"/>
-          </w:tcPr>
-          <w:p>
-            <w:pPr>
-              <w:spacing w:before="0" w:after="0" w:line="240" w:lineRule="auto"/>
-            </w:pPr>
-            <w:r>
-              <w:rPr>
-                <w:rFonts w:ascii="Arial" w:hAnsi="Arial" w:cs="Arial" w:eastAsia="Arial"/>
-                <w:color w:val="1A1A1A"/>
-                <w:sz w:val="24"/>
-                <w:szCs w:val="24"/>
+                <w:sz w:val="20"/>
+                <w:szCs w:val="20"/>
               </w:rPr>
               <w:t xml:space="preserve">□</w:t>
             </w:r>
@@ -3677,7 +3699,7 @@
     <w:sectPr>
       <w:footerReference w:type="default" r:id="rIdFooter1"/>
       <w:pgSz w:w="12240" w:h="15840"/>
-      <w:pgMar w:top="893" w:right="1224" w:bottom="835" w:left="1512" w:header="432" w:footer="432" w:gutter="0"/>
+      <w:pgMar w:top="780" w:right="1224" w:bottom="760" w:left="1512" w:header="432" w:footer="432" w:gutter="0"/>
       <w:cols w:space="720"/>
     </w:sectPr>
   </w:body>
@@ -3757,7 +3779,106 @@
               <w:sz w:val="15"/>
               <w:szCs w:val="15"/>
             </w:rPr>
-            <w:t xml:space="preserve">Lesson 2-9  ·  Session 1  ·  Prerequisite Practice B</w:t>
+            <w:t xml:space="preserve">2-9 · Page </w:t>
+          </w:r>
+          <w:r>
+            <w:rPr>
+              <w:rFonts w:ascii="Avenir Next" w:hAnsi="Avenir Next" w:cs="Avenir Next" w:eastAsia="Avenir Next"/>
+              <w:color w:val="5A5F66"/>
+              <w:sz w:val="15"/>
+              <w:szCs w:val="15"/>
+            </w:rPr>
+            <w:fldChar w:fldCharType="begin"/>
+          </w:r>
+          <w:r>
+            <w:rPr>
+              <w:rFonts w:ascii="Avenir Next" w:hAnsi="Avenir Next" w:cs="Avenir Next" w:eastAsia="Avenir Next"/>
+              <w:color w:val="5A5F66"/>
+              <w:sz w:val="15"/>
+              <w:szCs w:val="15"/>
+            </w:rPr>
+            <w:instrText xml:space="preserve"> PAGE </w:instrText>
+          </w:r>
+          <w:r>
+            <w:rPr>
+              <w:rFonts w:ascii="Avenir Next" w:hAnsi="Avenir Next" w:cs="Avenir Next" w:eastAsia="Avenir Next"/>
+              <w:color w:val="5A5F66"/>
+              <w:sz w:val="15"/>
+              <w:szCs w:val="15"/>
+            </w:rPr>
+            <w:fldChar w:fldCharType="separate"/>
+          </w:r>
+          <w:r>
+            <w:rPr>
+              <w:rFonts w:ascii="Avenir Next" w:hAnsi="Avenir Next" w:cs="Avenir Next" w:eastAsia="Avenir Next"/>
+              <w:color w:val="5A5F66"/>
+              <w:sz w:val="15"/>
+              <w:szCs w:val="15"/>
+            </w:rPr>
+            <w:t xml:space="preserve">1</w:t>
+          </w:r>
+          <w:r>
+            <w:rPr>
+              <w:rFonts w:ascii="Avenir Next" w:hAnsi="Avenir Next" w:cs="Avenir Next" w:eastAsia="Avenir Next"/>
+              <w:color w:val="5A5F66"/>
+              <w:sz w:val="15"/>
+              <w:szCs w:val="15"/>
+            </w:rPr>
+            <w:fldChar w:fldCharType="end"/>
+          </w:r>
+          <w:r>
+            <w:rPr>
+              <w:rFonts w:ascii="Avenir Next" w:hAnsi="Avenir Next" w:cs="Avenir Next" w:eastAsia="Avenir Next"/>
+              <w:color w:val="5A5F66"/>
+              <w:sz w:val="15"/>
+              <w:szCs w:val="15"/>
+            </w:rPr>
+            <w:t xml:space="preserve"> of </w:t>
+          </w:r>
+          <w:r>
+            <w:rPr>
+              <w:rFonts w:ascii="Avenir Next" w:hAnsi="Avenir Next" w:cs="Avenir Next" w:eastAsia="Avenir Next"/>
+              <w:color w:val="5A5F66"/>
+              <w:sz w:val="15"/>
+              <w:szCs w:val="15"/>
+            </w:rPr>
+            <w:fldChar w:fldCharType="begin"/>
+          </w:r>
+          <w:r>
+            <w:rPr>
+              <w:rFonts w:ascii="Avenir Next" w:hAnsi="Avenir Next" w:cs="Avenir Next" w:eastAsia="Avenir Next"/>
+              <w:color w:val="5A5F66"/>
+              <w:sz w:val="15"/>
+              <w:szCs w:val="15"/>
+            </w:rPr>
+            <w:instrText xml:space="preserve"> NUMPAGES </w:instrText>
+          </w:r>
+          <w:r>
+            <w:rPr>
+              <w:rFonts w:ascii="Avenir Next" w:hAnsi="Avenir Next" w:cs="Avenir Next" w:eastAsia="Avenir Next"/>
+              <w:color w:val="5A5F66"/>
+              <w:sz w:val="15"/>
+              <w:szCs w:val="15"/>
+            </w:rPr>
+            <w:fldChar w:fldCharType="separate"/>
+          </w:r>
+          <w:r>
+            <w:rPr>
+              <w:rFonts w:ascii="Avenir Next" w:hAnsi="Avenir Next" w:cs="Avenir Next" w:eastAsia="Avenir Next"/>
+              <w:color w:val="5A5F66"/>
+              <w:sz w:val="15"/>
+              <w:szCs w:val="15"/>
+            </w:rPr>
+            <w:t xml:space="preserve">1</w:t>
+          </w:r>
+          <w:r>
+            <w:rPr>
+              <w:rFonts w:ascii="Avenir Next" w:hAnsi="Avenir Next" w:cs="Avenir Next" w:eastAsia="Avenir Next"/>
+              <w:color w:val="5A5F66"/>
+              <w:sz w:val="15"/>
+              <w:szCs w:val="15"/>
+            </w:rPr>
+            <w:fldChar w:fldCharType="end"/>
           </w:r>
         </w:p>
       </w:tc>
@@ -3800,5 +3921,23 @@
       </w:tblCellMar>
     </w:tblPr>
   </w:style>
+  <w:style w:type="paragraph" w:styleId="Heading1">
+    <w:name w:val="heading 1"/>
+    <w:basedOn w:val="Normal"/>
+    <w:pPr>
+      <w:outlineLvl w:val="0"/>
+      <w:keepNext w:val="0"/>
+      <w:keepLines w:val="0"/>
+    </w:pPr>
+  </w:style>
+  <w:style w:type="paragraph" w:styleId="Heading2">
+    <w:name w:val="heading 2"/>
+    <w:basedOn w:val="Normal"/>
+    <w:pPr>
+      <w:outlineLvl w:val="1"/>
+      <w:keepNext w:val="0"/>
+      <w:keepLines w:val="0"/>
+    </w:pPr>
+  </w:style>
 </w:styles>
 </file>